--- a/state-vignettes/massachusetts_highway_report.docx
+++ b/state-vignettes/massachusetts_highway_report.docx
@@ -10,12 +10,12 @@
         <w:rPr>
           <w:color w:val="FF5500"/>
         </w:rPr>
-        <w:t>Massachusetts Ranks 17th in the Nation in Highway Performance and Cost-Effectiveness</w:t>
+        <w:t>Massachusetts Ranks 23rd in the Nation in Highway Performance and Cost-Effectiveness</w:t>
       </w:r>
     </w:p>
     <w:p>
       <w:r>
-        <w:t>Massachusetts’s highway system ranks 17th in the nation in overall cost-effectiveness and condition.</w:t>
+        <w:t>Massachusetts’s highway system ranks 23rd in the nation in overall cost-effectiveness and condition.</w:t>
       </w:r>
     </w:p>
     <w:p>
@@ -25,42 +25,42 @@
     </w:p>
     <w:p>
       <w:r>
-        <w:t>In safety and condition categories, Massachusetts’s highways rank 20th in urban Interstate pavement condition, 36th in rural Interstate pavement condition, 46th in urban arterial pavement condition, 17th in rural arterial pavement condition, 38th in structurally deficient bridges, 3rd in urban fatality rate, and 2nd in rural fatality rate.</w:t>
+        <w:t>In safety and condition categories, Massachusetts’s highways rank 24th in urban Interstate pavement condition, 31st in rural Interstate pavement condition, 46th in urban arterial pavement condition, 4th in rural arterial pavement condition, 38th in structurally deficient bridges, 6th in urban fatality rate, and 11th in rural fatality rate.</w:t>
       </w:r>
     </w:p>
     <w:p>
       <w:r>
-        <w:t>Massachusetts ranks 49th out of the 50 states in traffic congestion, and its drivers spend 64.41 hours a year stuck in traffic congestion.</w:t>
+        <w:t>Massachusetts ranks 47th out of the 50 states in traffic congestion, and its drivers spend 58.77 hours a year stuck in traffic congestion.</w:t>
       </w:r>
     </w:p>
     <w:p>
       <w:r>
-        <w:t>In spending and cost-effectiveness, Massachusetts ranks 6th in capital and bridge disbursements, which are the costs of building new roads and bridges and widening existing ones. Massachusetts ranks 15th in maintenance spending, such as the costs of repaving roads and filling in potholes. Massachusetts’s administrative disbursements, including office spending that doesn’t make its way to roads, rank 38th nationwide.</w:t>
+        <w:t>In spending and cost-effectiveness, Massachusetts ranks 6th in capital and bridge disbursements, which are the costs of building new roads and bridges and widening existing ones. Massachusetts ranks 44th in maintenance spending, such as the costs of repaving roads and filling in potholes. Massachusetts’s administrative disbursements, including office spending that doesn’t make its way to roads, rank 42nd nationwide.</w:t>
       </w:r>
     </w:p>
     <w:p>
       <w:r>
-        <w:t>Compared to last year, Massachusetts has the following notable changes in rankings: Rural Other Principal Arterial Pavement Condition improved by 16 points, from 33 to 17; Rural Fatality Rate improved by 22 points, from 24 to 2; Rural Interstate Pavement Condition improved by 7.0 points, from 43 to 36; Urban Fatality Rate improved by 5 points, from 8 to 3; Urban Interstate Pavement Condition improved by 8 points, from 28 to 20; Administrative Disbursements improved by 5 points, from 43 to 38; Capital &amp; Bridge Disbursements improved by 6 points, from 12 to 6; Maintenance Disbursements improved by 26 points, from 41 to 15; Other Disbursements improved by 8 points, from 18 to 10; Overall improved by 23 points, from 40 to 17.</w:t>
+        <w:t>Compared to last year, Massachusetts has the following notable changes in rankings: Overall worsened by 6 points, from 17 to 23; Maintenance Disbursements worsened by 29 points, from 15 to 44; Other Disbursements worsened by 11 points, from 10 to 21; Rural Interstate Pavement Condition improved by 5.0 points, from 36 to 31; Rural Other Principal Arterial Pavement Condition improved by 13 points, from 17 to 4; Rural Fatality Rate worsened by 9 points, from 2 to 11.</w:t>
       </w:r>
     </w:p>
     <w:p>
       <w:r>
-        <w:t>Compared to neighboring and nearby states, Massachusetts’s overall highway performance is better than Rhode Island (43rd), Vermont (38th), and New York (47th); worse than Connecticut (7th) and New Hampshire (13th).</w:t>
+        <w:t>Compared to neighboring and nearby states, Massachusetts’s overall highway performance is better than Rhode Island (38th), Vermont (40th), and New York (46th); worse than Connecticut (9th) and New Hampshire (12th).</w:t>
       </w:r>
     </w:p>
     <w:p>
       <w:r>
-        <w:t>Comparing its overall performance to similarly populated states, Massachusetts ranks worse than Tennessee (12th); better than Indiana (18th).</w:t>
+        <w:t>Comparing its overall performance to similarly populated states, Massachusetts ranks worse than Tennessee (16th); better than Indiana (24th).</w:t>
       </w:r>
     </w:p>
     <w:p>
       <w:r>
-        <w:t>Massachusetts’s highway system ranks 17th out of 50 states overall this year, compared to 40th last year.</w:t>
+        <w:t>Massachusetts’s highway system ranks 23rd out of 50 states overall this year, compared to 17th last year.</w:t>
       </w:r>
     </w:p>
     <w:p>
       <w:r>
-        <w:t>“In terms of improving in the road condition and performance categories, Massachusetts should focus on reducing Urbanized Area Congestion and Urban Other Principal Arterial Pavement Condition. Massachusetts’s rank of 49th in Urbanized Area Congestion makes it one of the worst in the nation for this safety metric,” said Baruch Feigenbaum, lead author of the 29th Annual Highway Report and senior managing director of transportation policy at Reason Foundation.</w:t>
+        <w:t>“In terms of improving in the road condition and performance categories, Massachusetts should focus on reducing Urbanized Area Congestion and Urban Other Principal Arterial Pavement Condition. Massachusetts’s rank of 47th in Urbanized Area Congestion makes it one of the worst in the nation for this safety metric,” said Baruch Feigenbaum, lead author of the 30th Annual Highway Report and senior managing director of transportation policy at Reason Foundation.</w:t>
       </w:r>
     </w:p>
     <w:p>
@@ -70,7 +70,7 @@
           <w:color w:val="FF5500"/>
           <w:sz w:val="28"/>
         </w:rPr>
-        <w:t>MASSACHUSETTS’S RANKINGS IN THE 29TH ANNUAL HIGHWAY REPORT</w:t>
+        <w:t>MASSACHUSETTS’S RANKINGS IN THE 30TH ANNUAL HIGHWAY REPORT</w:t>
       </w:r>
     </w:p>
     <w:tbl>
@@ -148,7 +148,7 @@
               <w:rPr>
                 <w:sz w:val="20"/>
               </w:rPr>
-              <w:t>17</w:t>
+              <w:t>23</w:t>
             </w:r>
           </w:p>
         </w:tc>
@@ -212,7 +212,7 @@
               <w:rPr>
                 <w:sz w:val="20"/>
               </w:rPr>
-              <w:t>15</w:t>
+              <w:t>44</w:t>
             </w:r>
           </w:p>
         </w:tc>
@@ -243,7 +243,7 @@
               <w:rPr>
                 <w:sz w:val="20"/>
               </w:rPr>
-              <w:t>38</w:t>
+              <w:t>42</w:t>
             </w:r>
           </w:p>
         </w:tc>
@@ -276,7 +276,7 @@
               <w:rPr>
                 <w:sz w:val="20"/>
               </w:rPr>
-              <w:t>10</w:t>
+              <w:t>21</w:t>
             </w:r>
           </w:p>
         </w:tc>
@@ -307,7 +307,7 @@
               <w:rPr>
                 <w:sz w:val="20"/>
               </w:rPr>
-              <w:t>36</w:t>
+              <w:t>31</w:t>
             </w:r>
           </w:p>
         </w:tc>
@@ -340,7 +340,7 @@
               <w:rPr>
                 <w:sz w:val="20"/>
               </w:rPr>
-              <w:t>17</w:t>
+              <w:t>4</w:t>
             </w:r>
           </w:p>
         </w:tc>
@@ -371,7 +371,7 @@
               <w:rPr>
                 <w:sz w:val="20"/>
               </w:rPr>
-              <w:t>20</w:t>
+              <w:t>24</w:t>
             </w:r>
           </w:p>
         </w:tc>
@@ -435,7 +435,7 @@
               <w:rPr>
                 <w:sz w:val="20"/>
               </w:rPr>
-              <w:t>49</w:t>
+              <w:t>47</w:t>
             </w:r>
           </w:p>
         </w:tc>
@@ -499,7 +499,7 @@
               <w:rPr>
                 <w:sz w:val="20"/>
               </w:rPr>
-              <w:t>2</w:t>
+              <w:t>11</w:t>
             </w:r>
           </w:p>
         </w:tc>
@@ -532,7 +532,7 @@
               <w:rPr>
                 <w:sz w:val="20"/>
               </w:rPr>
-              <w:t>3</w:t>
+              <w:t>6</w:t>
             </w:r>
           </w:p>
         </w:tc>
@@ -563,7 +563,7 @@
               <w:rPr>
                 <w:sz w:val="20"/>
               </w:rPr>
-              <w:t>2</w:t>
+              <w:t>1</w:t>
             </w:r>
           </w:p>
         </w:tc>
@@ -572,12 +572,12 @@
     <w:p>
       <w:r>
         <w:br/>
-        <w:t>Reason Foundation’s 29th Annual Highway Report measures the condition and cost- effectiveness of state-controlled highways in 13 categories, including pavement and bridge conditions, traffic fatalities, and spending. In the performance categories, ranking first implies the state has the best or lowest fatality rate and its road pavement is in the best condition. A ranking of 50th in performance categories means the state has the worst fatality rates or pavement conditions. In simplified terms, in the cost-effectiveness categories, a rank of 50 means the state spends more money, and a first-place ranking means the state spends less money than other states in that category.</w:t>
+        <w:t>Reason Foundation’s 30th Annual Highway Report measures the condition and cost-effectiveness of state-controlled highways in 13 categories, including pavement and bridge conditions, traffic fatalities, and spending. In the performance categories, ranking first implies the state has the best or lowest fatality rate and its road pavement is in the best condition. A ranking of 50th in performance categories means the state has the worst fatality rates or pavement conditions. In simplified terms, in the cost-effectiveness categories, a rank of 50 means the state spends more money, and a first-place ranking means the state spends less money than other states in that category.</w:t>
       </w:r>
     </w:p>
     <w:p>
       <w:r>
-        <w:t>The report’s data are primarily information each state directly reported to the Federal Highway Administration for 2023. Better Roads and Bridges provides the deficient bridge data, and INRIX.com provides the traffic congestion data.</w:t>
+        <w:t>The report’s data are primarily information each state directly reported to the Federal Highway Administration for 2024. Better Roads and Bridges provides the deficient bridge data, and INRIX.com provides the traffic congestion data.</w:t>
       </w:r>
     </w:p>
     <w:sectPr>
